--- a/Mahdi_hanifi.docx
+++ b/Mahdi_hanifi.docx
@@ -80,7 +80,6 @@
         </w:rPr>
         <w:t xml:space="preserve">Highly skilled and experienced data </w:t>
       </w:r>
-      <w:proofErr w:type="gramStart"/>
       <w:r>
         <w:rPr>
           <w:rFonts w:cstheme="minorHAnsi"/>
@@ -95,9 +94,8 @@
           <w:sz w:val="20"/>
           <w:szCs w:val="20"/>
         </w:rPr>
-        <w:t xml:space="preserve"> with</w:t>
-      </w:r>
-      <w:proofErr w:type="gramEnd"/>
+        <w:t>with</w:t>
+      </w:r>
       <w:r>
         <w:rPr>
           <w:rFonts w:cstheme="minorHAnsi"/>
@@ -238,27 +236,7 @@
           <w:sz w:val="20"/>
           <w:szCs w:val="20"/>
         </w:rPr>
-        <w:t xml:space="preserve">Proficient in machine learning techniques and tools like TensorFlow, </w:t>
-      </w:r>
-      <w:proofErr w:type="spellStart"/>
-      <w:r>
-        <w:rPr>
-          <w:rFonts w:cstheme="minorHAnsi"/>
-          <w:color w:val="2D2D2D"/>
-          <w:sz w:val="20"/>
-          <w:szCs w:val="20"/>
-        </w:rPr>
-        <w:t>Keras</w:t>
-      </w:r>
-      <w:proofErr w:type="spellEnd"/>
-      <w:r>
-        <w:rPr>
-          <w:rFonts w:cstheme="minorHAnsi"/>
-          <w:color w:val="2D2D2D"/>
-          <w:sz w:val="20"/>
-          <w:szCs w:val="20"/>
-        </w:rPr>
-        <w:t>, and Scikit-Learn</w:t>
+        <w:t>Proficient in machine learning techniques and tools like TensorFlow, Keras, and Scikit-Learn</w:t>
       </w:r>
       <w:r>
         <w:rPr>
@@ -368,7 +346,6 @@
         </w:rPr>
         <w:t xml:space="preserve"> </w:t>
       </w:r>
-      <w:proofErr w:type="gramStart"/>
       <w:r>
         <w:rPr>
           <w:rFonts w:eastAsia="Times New Roman" w:cstheme="minorHAnsi"/>
@@ -385,9 +362,8 @@
           <w:szCs w:val="20"/>
           <w:lang w:val="en-CA" w:bidi="ar-SA"/>
         </w:rPr>
-        <w:t xml:space="preserve"> to</w:t>
-      </w:r>
-      <w:proofErr w:type="gramEnd"/>
+        <w:t>to</w:t>
+      </w:r>
       <w:r>
         <w:rPr>
           <w:rFonts w:eastAsia="Times New Roman" w:cstheme="minorHAnsi"/>
@@ -858,6 +834,69 @@
           <w:lang w:val="en-CA" w:bidi="ar-SA"/>
         </w:rPr>
         <w:t>Demonstrated interpersonal, organizational and communication skills, with ability to manage a team.</w:t>
+      </w:r>
+    </w:p>
+    <w:p>
+      <w:pPr>
+        <w:pStyle w:val="ListParagraph"/>
+        <w:numPr>
+          <w:ilvl w:val="0"/>
+          <w:numId w:val="35"/>
+        </w:numPr>
+        <w:tabs>
+          <w:tab w:val="left" w:pos="2694"/>
+        </w:tabs>
+        <w:bidi w:val="0"/>
+        <w:spacing w:after="0" w:line="240" w:lineRule="auto"/>
+        <w:rPr>
+          <w:rFonts w:cstheme="minorHAnsi"/>
+          <w:sz w:val="20"/>
+          <w:szCs w:val="20"/>
+        </w:rPr>
+      </w:pPr>
+      <w:r>
+        <w:rPr>
+          <w:rFonts w:cstheme="minorHAnsi"/>
+          <w:sz w:val="20"/>
+          <w:szCs w:val="20"/>
+        </w:rPr>
+        <w:t xml:space="preserve">Project Management &amp; Collaboration Tools: </w:t>
+      </w:r>
+      <w:r>
+        <w:rPr>
+          <w:rFonts w:cstheme="minorHAnsi"/>
+          <w:b/>
+          <w:bCs/>
+          <w:sz w:val="20"/>
+          <w:szCs w:val="20"/>
+        </w:rPr>
+        <w:t>Jira</w:t>
+      </w:r>
+      <w:r>
+        <w:rPr>
+          <w:rFonts w:cstheme="minorHAnsi"/>
+          <w:sz w:val="20"/>
+          <w:szCs w:val="20"/>
+        </w:rPr>
+        <w:t xml:space="preserve"> (proficient), </w:t>
+      </w:r>
+      <w:r>
+        <w:rPr>
+          <w:rFonts w:cstheme="minorHAnsi"/>
+          <w:b/>
+          <w:bCs/>
+          <w:sz w:val="20"/>
+          <w:szCs w:val="20"/>
+        </w:rPr>
+        <w:t>Confluence</w:t>
+      </w:r>
+      <w:r>
+        <w:rPr>
+          <w:rFonts w:cstheme="minorHAnsi"/>
+          <w:sz w:val="20"/>
+          <w:szCs w:val="20"/>
+        </w:rPr>
+        <w:t>, …</w:t>
       </w:r>
     </w:p>
     <w:p>
@@ -1501,7 +1540,6 @@
         </w:rPr>
         <w:t xml:space="preserve">Implemented Regression MLPs and Classification MLPs with </w:t>
       </w:r>
-      <w:proofErr w:type="spellStart"/>
       <w:r>
         <w:rPr>
           <w:rFonts w:cstheme="minorHAnsi"/>
@@ -1510,18 +1548,7 @@
           <w:szCs w:val="20"/>
           <w:shd w:val="clear" w:color="auto" w:fill="FFFFFF"/>
         </w:rPr>
-        <w:t>Keras</w:t>
-      </w:r>
-      <w:proofErr w:type="spellEnd"/>
-      <w:r>
-        <w:rPr>
-          <w:rFonts w:cstheme="minorHAnsi"/>
-          <w:color w:val="000000"/>
-          <w:sz w:val="20"/>
-          <w:szCs w:val="20"/>
-          <w:shd w:val="clear" w:color="auto" w:fill="FFFFFF"/>
-        </w:rPr>
-        <w:t>.</w:t>
+        <w:t>Keras.</w:t>
       </w:r>
     </w:p>
     <w:p>
@@ -1550,29 +1577,7 @@
           <w:szCs w:val="20"/>
           <w:shd w:val="clear" w:color="auto" w:fill="FFFFFF"/>
         </w:rPr>
-        <w:t xml:space="preserve">Collaborated with subject matter experts on text extraction and classification problems using Python, </w:t>
-      </w:r>
-      <w:proofErr w:type="spellStart"/>
-      <w:r>
-        <w:rPr>
-          <w:rFonts w:cstheme="minorHAnsi"/>
-          <w:color w:val="000000"/>
-          <w:sz w:val="20"/>
-          <w:szCs w:val="20"/>
-          <w:shd w:val="clear" w:color="auto" w:fill="FFFFFF"/>
-        </w:rPr>
-        <w:t>Keras</w:t>
-      </w:r>
-      <w:proofErr w:type="spellEnd"/>
-      <w:r>
-        <w:rPr>
-          <w:rFonts w:cstheme="minorHAnsi"/>
-          <w:color w:val="000000"/>
-          <w:sz w:val="20"/>
-          <w:szCs w:val="20"/>
-          <w:shd w:val="clear" w:color="auto" w:fill="FFFFFF"/>
-        </w:rPr>
-        <w:t>, Scikit-</w:t>
+        <w:t>Collaborated with subject matter experts on text extraction and classification problems using Python, Keras, Scikit-</w:t>
       </w:r>
       <w:r>
         <w:rPr>
@@ -2297,6 +2302,7 @@
           <w:sz w:val="20"/>
           <w:szCs w:val="20"/>
         </w:rPr>
+        <w:lastRenderedPageBreak/>
         <w:t>Implemented and managed data modeling using DBT, enabling efficient data analysis and reporting.</w:t>
       </w:r>
     </w:p>
@@ -2325,7 +2331,6 @@
           <w:sz w:val="20"/>
           <w:szCs w:val="20"/>
         </w:rPr>
-        <w:lastRenderedPageBreak/>
         <w:t>Monitoring and improving the performance of data models and identifying opportunities for optimization.</w:t>
       </w:r>
     </w:p>
@@ -2369,25 +2374,7 @@
           <w:sz w:val="20"/>
           <w:szCs w:val="20"/>
         </w:rPr>
-        <w:t xml:space="preserve"> large and complex data sets and </w:t>
-      </w:r>
-      <w:proofErr w:type="gramStart"/>
-      <w:r>
-        <w:rPr>
-          <w:rFonts w:eastAsia="Book Antiqua" w:cstheme="minorHAnsi"/>
-          <w:sz w:val="20"/>
-          <w:szCs w:val="20"/>
-        </w:rPr>
-        <w:t>identify</w:t>
-      </w:r>
-      <w:proofErr w:type="gramEnd"/>
-      <w:r>
-        <w:rPr>
-          <w:rFonts w:eastAsia="Book Antiqua" w:cstheme="minorHAnsi"/>
-          <w:sz w:val="20"/>
-          <w:szCs w:val="20"/>
-        </w:rPr>
-        <w:t xml:space="preserve"> trends and insights to inform business decisions</w:t>
+        <w:t xml:space="preserve"> large and complex data sets and identify trends and insights to inform business decisions</w:t>
       </w:r>
       <w:r>
         <w:rPr>
@@ -3395,7 +3382,7 @@
           <w:sz w:val="20"/>
           <w:szCs w:val="20"/>
         </w:rPr>
-        <w:t xml:space="preserve">                                                </w:t>
+        <w:t xml:space="preserve">                                               </w:t>
       </w:r>
       <w:r>
         <w:rPr>
@@ -3472,7 +3459,6 @@
           <w:szCs w:val="20"/>
         </w:rPr>
       </w:pPr>
-      <w:proofErr w:type="spellStart"/>
       <w:r>
         <w:rPr>
           <w:bCs/>
@@ -3480,17 +3466,7 @@
           <w:sz w:val="20"/>
           <w:szCs w:val="20"/>
         </w:rPr>
-        <w:t>Funartech</w:t>
-      </w:r>
-      <w:proofErr w:type="spellEnd"/>
-      <w:r>
-        <w:rPr>
-          <w:bCs/>
-          <w:iCs/>
-          <w:sz w:val="20"/>
-          <w:szCs w:val="20"/>
-        </w:rPr>
-        <w:t xml:space="preserve">, Montreal          </w:t>
+        <w:t xml:space="preserve">Funartech, Montreal          </w:t>
       </w:r>
     </w:p>
     <w:p>
@@ -3885,7 +3861,6 @@
                 <w:szCs w:val="20"/>
               </w:rPr>
             </w:pPr>
-            <w:proofErr w:type="spellStart"/>
             <w:r>
               <w:rPr>
                 <w:bCs/>
@@ -3893,17 +3868,7 @@
                 <w:sz w:val="20"/>
                 <w:szCs w:val="20"/>
               </w:rPr>
-              <w:t>Ssense</w:t>
-            </w:r>
-            <w:proofErr w:type="spellEnd"/>
-            <w:r>
-              <w:rPr>
-                <w:bCs/>
-                <w:iCs/>
-                <w:sz w:val="20"/>
-                <w:szCs w:val="20"/>
-              </w:rPr>
-              <w:t xml:space="preserve"> Inc., Montreal                                                                 </w:t>
+              <w:t xml:space="preserve">Ssense Inc., Montreal                                                                 </w:t>
             </w:r>
           </w:p>
           <w:p>
@@ -3955,25 +3920,7 @@
                 <w:sz w:val="20"/>
                 <w:szCs w:val="20"/>
               </w:rPr>
-              <w:t xml:space="preserve">Made plan and lead dispatcher team to allocate orders in efficient way for optimize time and </w:t>
-            </w:r>
-            <w:proofErr w:type="gramStart"/>
-            <w:r>
-              <w:rPr>
-                <w:rFonts w:cstheme="majorBidi"/>
-                <w:sz w:val="20"/>
-                <w:szCs w:val="20"/>
-              </w:rPr>
-              <w:t>resources</w:t>
-            </w:r>
-            <w:proofErr w:type="gramEnd"/>
-            <w:r>
-              <w:rPr>
-                <w:rFonts w:cstheme="majorBidi"/>
-                <w:sz w:val="20"/>
-                <w:szCs w:val="20"/>
-              </w:rPr>
-              <w:t xml:space="preserve"> </w:t>
+              <w:t xml:space="preserve">Made plan and lead dispatcher team to allocate orders in efficient way for optimize time and resources </w:t>
             </w:r>
           </w:p>
           <w:p>
@@ -3999,18 +3946,8 @@
                 <w:sz w:val="20"/>
                 <w:szCs w:val="20"/>
               </w:rPr>
-              <w:t xml:space="preserve">Analyze employee’s performance and giving feedback to them and report to management </w:t>
+              <w:t>Analyze employee’s performance and giving feedback to them and report to management team</w:t>
             </w:r>
-            <w:proofErr w:type="gramStart"/>
-            <w:r>
-              <w:rPr>
-                <w:rFonts w:cstheme="majorBidi"/>
-                <w:sz w:val="20"/>
-                <w:szCs w:val="20"/>
-              </w:rPr>
-              <w:t>team</w:t>
-            </w:r>
-            <w:proofErr w:type="gramEnd"/>
           </w:p>
           <w:p>
             <w:pPr>
@@ -4197,65 +4134,8 @@
                 <w:sz w:val="20"/>
                 <w:szCs w:val="20"/>
               </w:rPr>
-              <w:t xml:space="preserve">Prepared and use Wall for </w:t>
+              <w:t>Ensure to prepare costumer orders in short time with high quality</w:t>
             </w:r>
-            <w:r>
-              <w:rPr>
-                <w:bCs/>
-                <w:iCs/>
-                <w:sz w:val="20"/>
-                <w:szCs w:val="20"/>
-              </w:rPr>
-              <w:t>multi-</w:t>
-            </w:r>
-            <w:proofErr w:type="gramStart"/>
-            <w:r>
-              <w:rPr>
-                <w:bCs/>
-                <w:iCs/>
-                <w:sz w:val="20"/>
-                <w:szCs w:val="20"/>
-              </w:rPr>
-              <w:t>Orders</w:t>
-            </w:r>
-            <w:proofErr w:type="gramEnd"/>
-          </w:p>
-          <w:p>
-            <w:pPr>
-              <w:pStyle w:val="ListParagraph"/>
-              <w:numPr>
-                <w:ilvl w:val="0"/>
-                <w:numId w:val="39"/>
-              </w:numPr>
-              <w:bidi w:val="0"/>
-              <w:jc w:val="both"/>
-              <w:rPr>
-                <w:bCs/>
-                <w:iCs/>
-                <w:sz w:val="20"/>
-                <w:szCs w:val="20"/>
-              </w:rPr>
-            </w:pPr>
-            <w:r>
-              <w:rPr>
-                <w:bCs/>
-                <w:iCs/>
-                <w:sz w:val="20"/>
-                <w:szCs w:val="20"/>
-              </w:rPr>
-              <w:t xml:space="preserve">Ensure to prepare costumer orders in short time with high </w:t>
-            </w:r>
-            <w:proofErr w:type="gramStart"/>
-            <w:r>
-              <w:rPr>
-                <w:bCs/>
-                <w:iCs/>
-                <w:sz w:val="20"/>
-                <w:szCs w:val="20"/>
-              </w:rPr>
-              <w:t>quality</w:t>
-            </w:r>
-            <w:proofErr w:type="gramEnd"/>
           </w:p>
           <w:p>
             <w:pPr>
@@ -4282,53 +4162,7 @@
                 <w:sz w:val="20"/>
                 <w:szCs w:val="20"/>
               </w:rPr>
-              <w:t xml:space="preserve">Resolve virtual and physical problems in </w:t>
-            </w:r>
-            <w:proofErr w:type="gramStart"/>
-            <w:r>
-              <w:rPr>
-                <w:bCs/>
-                <w:sz w:val="20"/>
-                <w:szCs w:val="20"/>
-              </w:rPr>
-              <w:t>WMS</w:t>
-            </w:r>
-            <w:proofErr w:type="gramEnd"/>
-          </w:p>
-          <w:p>
-            <w:pPr>
-              <w:pStyle w:val="ListParagraph"/>
-              <w:numPr>
-                <w:ilvl w:val="0"/>
-                <w:numId w:val="40"/>
-              </w:numPr>
-              <w:tabs>
-                <w:tab w:val="left" w:pos="7817"/>
-                <w:tab w:val="left" w:pos="7907"/>
-              </w:tabs>
-              <w:bidi w:val="0"/>
-              <w:jc w:val="both"/>
-              <w:rPr>
-                <w:bCs/>
-                <w:sz w:val="20"/>
-                <w:szCs w:val="20"/>
-              </w:rPr>
-            </w:pPr>
-            <w:r>
-              <w:rPr>
-                <w:bCs/>
-                <w:sz w:val="20"/>
-                <w:szCs w:val="20"/>
-              </w:rPr>
-              <w:t>C</w:t>
-            </w:r>
-            <w:r>
-              <w:rPr>
-                <w:bCs/>
-                <w:sz w:val="20"/>
-                <w:szCs w:val="20"/>
-              </w:rPr>
-              <w:t>ontacting with costumer service</w:t>
+              <w:t>Resolve virtual and physical problems in WMS</w:t>
             </w:r>
           </w:p>
         </w:tc>
@@ -4601,7 +4435,21 @@
         <w:rFonts w:cstheme="minorHAnsi"/>
         <w:color w:val="2A2B2C"/>
       </w:rPr>
-      <w:t>3E 1C8</w:t>
+      <w:t>8Z</w:t>
+    </w:r>
+    <w:r>
+      <w:rPr>
+        <w:rFonts w:cstheme="minorHAnsi"/>
+        <w:color w:val="2A2B2C"/>
+      </w:rPr>
+      <w:t xml:space="preserve"> </w:t>
+    </w:r>
+    <w:r>
+      <w:rPr>
+        <w:rFonts w:cstheme="minorHAnsi"/>
+        <w:color w:val="2A2B2C"/>
+      </w:rPr>
+      <w:t>3M4</w:t>
     </w:r>
   </w:p>
   <w:p>
